--- a/fra/docx/16.content.docx
+++ b/fra/docx/16.content.docx
@@ -19,7 +19,7 @@
         <w:rPr>
           <w:lang w:val="fr_FR" w:bidi="fr_FR"/>
         </w:rPr>
-        <w:t>Resource: Notes d'étude - Introductions aux livres (Tyndale)</w:t>
+        <w:t>Resource: Tyndale Open Study Notes</w:t>
       </w:r>
       <w:r>
         <w:rPr>
@@ -112,7 +112,7 @@
         <w:rPr>
           <w:lang w:val="fr_FR" w:bidi="fr_FR"/>
         </w:rPr>
-        <w:t>Notes d'étude - Introductions aux livres (Tyndale)</w:t>
+        <w:t>Tyndale Open Study Notes</w:t>
       </w:r>
     </w:p>
     <w:p>

--- a/fra/docx/16.content.docx
+++ b/fra/docx/16.content.docx
@@ -19,7 +19,7 @@
         <w:rPr>
           <w:lang w:val="fr_FR" w:bidi="fr_FR"/>
         </w:rPr>
-        <w:t>Resource: Tyndale Open Study Notes</w:t>
+        <w:t>Resource: Aquifer Open Study Notes (Book Intros)</w:t>
       </w:r>
       <w:r>
         <w:rPr>
@@ -112,7 +112,7 @@
         <w:rPr>
           <w:lang w:val="fr_FR" w:bidi="fr_FR"/>
         </w:rPr>
-        <w:t>Tyndale Open Study Notes</w:t>
+        <w:t>Aquifer Open Study Notes (Book Intros)</w:t>
       </w:r>
     </w:p>
     <w:p>

--- a/fra/docx/16.content.docx
+++ b/fra/docx/16.content.docx
@@ -258,36 +258,24 @@
         </w:rPr>
         <w:t>Après plusieurs décennies d’exil à Babylone, l’Éternel a poussé le roi perse Cyrus à décréter, en 538 av. J.-C., que les Juifs pouvaient retourner dans leur patrie afin d’y reconstruire leur temple (</w:t>
       </w:r>
-      <w:hyperlink r:id="rId13">
-        <w:r>
-          <w:rPr>
-            <w:lang w:val="fr_FR" w:bidi="fr_FR"/>
-          </w:rPr>
-          <w:rPr>
-            <w:color w:val="0000EE"/>
-            <w:u w:val="single"/>
-          </w:rPr>
-          <w:t>Esd 1.2–4</w:t>
-        </w:r>
-      </w:hyperlink>
+      <w:r>
+        <w:rPr>
+          <w:lang w:val="fr_FR" w:bidi="fr_FR"/>
+        </w:rPr>
+        <w:t>Esd 1.2–4</w:t>
+      </w:r>
       <w:r>
         <w:rPr>
           <w:lang w:val="fr_FR" w:bidi="fr_FR"/>
         </w:rPr>
         <w:t>). Environ cinquante mille personnes sont revenues à Jérusalem à cette époque. Une fois sur place, elles ont érigé un autel et se sont réjouies de pouvoir adorer l’Éternel (</w:t>
       </w:r>
-      <w:hyperlink r:id="rId14">
-        <w:r>
-          <w:rPr>
-            <w:lang w:val="fr_FR" w:bidi="fr_FR"/>
-          </w:rPr>
-          <w:rPr>
-            <w:color w:val="0000EE"/>
-            <w:u w:val="single"/>
-          </w:rPr>
-          <w:t>Esd 3.1–13</w:t>
-        </w:r>
-      </w:hyperlink>
+      <w:r>
+        <w:rPr>
+          <w:lang w:val="fr_FR" w:bidi="fr_FR"/>
+        </w:rPr>
+        <w:t>Esd 3.1–13</w:t>
+      </w:r>
       <w:r>
         <w:rPr>
           <w:lang w:val="fr_FR" w:bidi="fr_FR"/>
@@ -308,54 +296,36 @@
         </w:rPr>
         <w:t>Mais dès que les travaux de reconstruction du temple ont commencé, les Juifs ont été confrontés à des menaces venant des habitants installés dans la région. Ces derniers ont même réussi à retourner les autorités perses contre eux (</w:t>
       </w:r>
-      <w:hyperlink r:id="rId15">
-        <w:r>
-          <w:rPr>
-            <w:lang w:val="fr_FR" w:bidi="fr_FR"/>
-          </w:rPr>
-          <w:rPr>
-            <w:color w:val="0000EE"/>
-            <w:u w:val="single"/>
-          </w:rPr>
-          <w:t>Esd 4.1–5</w:t>
-        </w:r>
-      </w:hyperlink>
+      <w:r>
+        <w:rPr>
+          <w:lang w:val="fr_FR" w:bidi="fr_FR"/>
+        </w:rPr>
+        <w:t>Esd 4.1–5</w:t>
+      </w:r>
       <w:r>
         <w:rPr>
           <w:lang w:val="fr_FR" w:bidi="fr_FR"/>
         </w:rPr>
         <w:t>). Après quinze années de stagnation, les travaux ont enfin repris sous le règne de Darius Ier (521–486 av. J.-C.), en grande partie grâce aux encouragements d’Aggée et de Zacharie (</w:t>
       </w:r>
-      <w:hyperlink r:id="rId16">
-        <w:r>
-          <w:rPr>
-            <w:lang w:val="fr_FR" w:bidi="fr_FR"/>
-          </w:rPr>
-          <w:rPr>
-            <w:color w:val="0000EE"/>
-            <w:u w:val="single"/>
-          </w:rPr>
-          <w:t>Esd 5.1–5</w:t>
-        </w:r>
-      </w:hyperlink>
+      <w:r>
+        <w:rPr>
+          <w:lang w:val="fr_FR" w:bidi="fr_FR"/>
+        </w:rPr>
+        <w:t>Esd 5.1–5</w:t>
+      </w:r>
       <w:r>
         <w:rPr>
           <w:lang w:val="fr_FR" w:bidi="fr_FR"/>
         </w:rPr>
         <w:t>). Cette fois, les autorités perses ont activement soutenu le projet (</w:t>
       </w:r>
-      <w:hyperlink r:id="rId17">
-        <w:r>
-          <w:rPr>
-            <w:lang w:val="fr_FR" w:bidi="fr_FR"/>
-          </w:rPr>
-          <w:rPr>
-            <w:color w:val="0000EE"/>
-            <w:u w:val="single"/>
-          </w:rPr>
-          <w:t>Esd 6.1–12</w:t>
-        </w:r>
-      </w:hyperlink>
+      <w:r>
+        <w:rPr>
+          <w:lang w:val="fr_FR" w:bidi="fr_FR"/>
+        </w:rPr>
+        <w:t>Esd 6.1–12</w:t>
+      </w:r>
       <w:r>
         <w:rPr>
           <w:lang w:val="fr_FR" w:bidi="fr_FR"/>
@@ -376,36 +346,24 @@
         </w:rPr>
         <w:t>Environ soixante ans plus tard, en 458 av. J.-C., Esdras, le scribe, est arrivé à Jérusalem avec un groupe de plusieurs milliers de Juifs (</w:t>
       </w:r>
-      <w:hyperlink r:id="rId18">
-        <w:r>
-          <w:rPr>
-            <w:lang w:val="fr_FR" w:bidi="fr_FR"/>
-          </w:rPr>
-          <w:rPr>
-            <w:color w:val="0000EE"/>
-            <w:u w:val="single"/>
-          </w:rPr>
-          <w:t>Esd 7.1–8.36</w:t>
-        </w:r>
-      </w:hyperlink>
+      <w:r>
+        <w:rPr>
+          <w:lang w:val="fr_FR" w:bidi="fr_FR"/>
+        </w:rPr>
+        <w:t>Esd 7.1–8.36</w:t>
+      </w:r>
       <w:r>
         <w:rPr>
           <w:lang w:val="fr_FR" w:bidi="fr_FR"/>
         </w:rPr>
         <w:t>). Peu après, il a découvert que des responsables, y compris des sacrificateurs, avaient épousé des femmes qui n’adoraient pas l’Éternel. Esdras considérait cette situation comme une menace directe contre l’unité et la sainteté du peuple, car elle risquait de provoquer un nouveau jugement divin et un nouvel exil (</w:t>
       </w:r>
-      <w:hyperlink r:id="rId19">
-        <w:r>
-          <w:rPr>
-            <w:lang w:val="fr_FR" w:bidi="fr_FR"/>
-          </w:rPr>
-          <w:rPr>
-            <w:color w:val="0000EE"/>
-            <w:u w:val="single"/>
-          </w:rPr>
-          <w:t>Esd 9.1–15</w:t>
-        </w:r>
-      </w:hyperlink>
+      <w:r>
+        <w:rPr>
+          <w:lang w:val="fr_FR" w:bidi="fr_FR"/>
+        </w:rPr>
+        <w:t>Esd 9.1–15</w:t>
+      </w:r>
       <w:r>
         <w:rPr>
           <w:lang w:val="fr_FR" w:bidi="fr_FR"/>
@@ -451,36 +409,24 @@
         </w:rPr>
         <w:t>Le livre de Néhémie retrace des événements qui se sont déroulés autour de 445 av. J.-C., la vingtième année du règne d’Artaxerxès Ier (</w:t>
       </w:r>
-      <w:hyperlink r:id="rId20">
-        <w:r>
-          <w:rPr>
-            <w:lang w:val="fr_FR" w:bidi="fr_FR"/>
-          </w:rPr>
-          <w:rPr>
-            <w:color w:val="0000EE"/>
-            <w:u w:val="single"/>
-          </w:rPr>
-          <w:t>2.1</w:t>
-        </w:r>
-      </w:hyperlink>
+      <w:r>
+        <w:rPr>
+          <w:lang w:val="fr_FR" w:bidi="fr_FR"/>
+        </w:rPr>
+        <w:t>2.1</w:t>
+      </w:r>
       <w:r>
         <w:rPr>
           <w:lang w:val="fr_FR" w:bidi="fr_FR"/>
         </w:rPr>
         <w:t>), et qui se prolongent au-delà de 432 av. J.-C., sa trente-deuxième année (</w:t>
       </w:r>
-      <w:hyperlink r:id="rId21">
-        <w:r>
-          <w:rPr>
-            <w:lang w:val="fr_FR" w:bidi="fr_FR"/>
-          </w:rPr>
-          <w:rPr>
-            <w:color w:val="0000EE"/>
-            <w:u w:val="single"/>
-          </w:rPr>
-          <w:t>13.6–7</w:t>
-        </w:r>
-      </w:hyperlink>
+      <w:r>
+        <w:rPr>
+          <w:lang w:val="fr_FR" w:bidi="fr_FR"/>
+        </w:rPr>
+        <w:t>13.6–7</w:t>
+      </w:r>
       <w:r>
         <w:rPr>
           <w:lang w:val="fr_FR" w:bidi="fr_FR"/>
@@ -501,144 +447,96 @@
         </w:rPr>
         <w:t>Néhémie était l’échanson du roi de Perse, Artaxerxès (</w:t>
       </w:r>
-      <w:hyperlink r:id="rId22">
-        <w:r>
-          <w:rPr>
-            <w:lang w:val="fr_FR" w:bidi="fr_FR"/>
-          </w:rPr>
-          <w:rPr>
-            <w:color w:val="0000EE"/>
-            <w:u w:val="single"/>
-          </w:rPr>
-          <w:t>1.11</w:t>
-        </w:r>
-      </w:hyperlink>
+      <w:r>
+        <w:rPr>
+          <w:lang w:val="fr_FR" w:bidi="fr_FR"/>
+        </w:rPr>
+        <w:t>1.11</w:t>
+      </w:r>
       <w:r>
         <w:rPr>
           <w:lang w:val="fr_FR" w:bidi="fr_FR"/>
         </w:rPr>
         <w:t>). Lorsque Néhémie a entendu parler de l’état dramatique de Jérusalem (</w:t>
       </w:r>
-      <w:hyperlink r:id="rId23">
-        <w:r>
-          <w:rPr>
-            <w:lang w:val="fr_FR" w:bidi="fr_FR"/>
-          </w:rPr>
-          <w:rPr>
-            <w:color w:val="0000EE"/>
-            <w:u w:val="single"/>
-          </w:rPr>
-          <w:t>1.1–3</w:t>
-        </w:r>
-      </w:hyperlink>
+      <w:r>
+        <w:rPr>
+          <w:lang w:val="fr_FR" w:bidi="fr_FR"/>
+        </w:rPr>
+        <w:t>1.1–3</w:t>
+      </w:r>
       <w:r>
         <w:rPr>
           <w:lang w:val="fr_FR" w:bidi="fr_FR"/>
         </w:rPr>
         <w:t xml:space="preserve">), il a adressé une prière fervente à l’Éternel. La réponse de Dieu est venue par l'intermédiaire d'Artaxerxès, qui a envoyé Néhémie en Juda pour superviser la reconstruction des murailles (chap. </w:t>
       </w:r>
-      <w:hyperlink r:id="rId24">
-        <w:r>
-          <w:rPr>
-            <w:lang w:val="fr_FR" w:bidi="fr_FR"/>
-          </w:rPr>
-          <w:rPr>
-            <w:color w:val="0000EE"/>
-            <w:u w:val="single"/>
-          </w:rPr>
-          <w:t>3</w:t>
-        </w:r>
-      </w:hyperlink>
+      <w:r>
+        <w:rPr>
+          <w:lang w:val="fr_FR" w:bidi="fr_FR"/>
+        </w:rPr>
+        <w:t>3</w:t>
+      </w:r>
       <w:r>
         <w:rPr>
           <w:lang w:val="fr_FR" w:bidi="fr_FR"/>
         </w:rPr>
         <w:t>). Néhémie a su organiser, mobiliser et diriger le peuple avec courage et droiture, dans les périodes de résistance des ennemis extérieurs (</w:t>
       </w:r>
-      <w:hyperlink r:id="rId25">
-        <w:r>
-          <w:rPr>
-            <w:lang w:val="fr_FR" w:bidi="fr_FR"/>
-          </w:rPr>
-          <w:rPr>
-            <w:color w:val="0000EE"/>
-            <w:u w:val="single"/>
-          </w:rPr>
-          <w:t xml:space="preserve">4.1–23 </w:t>
-        </w:r>
-      </w:hyperlink>
+      <w:r>
+        <w:rPr>
+          <w:lang w:val="fr_FR" w:bidi="fr_FR"/>
+        </w:rPr>
+        <w:t xml:space="preserve">4.1–23 </w:t>
+      </w:r>
       <w:r>
         <w:rPr>
           <w:lang w:val="fr_FR" w:bidi="fr_FR"/>
         </w:rPr>
         <w:t xml:space="preserve">; </w:t>
       </w:r>
-      <w:hyperlink r:id="rId26">
-        <w:r>
-          <w:rPr>
-            <w:lang w:val="fr_FR" w:bidi="fr_FR"/>
-          </w:rPr>
-          <w:rPr>
-            <w:color w:val="0000EE"/>
-            <w:u w:val="single"/>
-          </w:rPr>
-          <w:t>6.1–14</w:t>
-        </w:r>
-      </w:hyperlink>
+      <w:r>
+        <w:rPr>
+          <w:lang w:val="fr_FR" w:bidi="fr_FR"/>
+        </w:rPr>
+        <w:t>6.1–14</w:t>
+      </w:r>
       <w:r>
         <w:rPr>
           <w:lang w:val="fr_FR" w:bidi="fr_FR"/>
         </w:rPr>
         <w:t xml:space="preserve">) et de conflits au sein de la communauté (chap. </w:t>
       </w:r>
-      <w:hyperlink r:id="rId27">
-        <w:r>
-          <w:rPr>
-            <w:lang w:val="fr_FR" w:bidi="fr_FR"/>
-          </w:rPr>
-          <w:rPr>
-            <w:color w:val="0000EE"/>
-            <w:u w:val="single"/>
-          </w:rPr>
-          <w:t>5</w:t>
-        </w:r>
-      </w:hyperlink>
+      <w:r>
+        <w:rPr>
+          <w:lang w:val="fr_FR" w:bidi="fr_FR"/>
+        </w:rPr>
+        <w:t>5</w:t>
+      </w:r>
       <w:r>
         <w:rPr>
           <w:lang w:val="fr_FR" w:bidi="fr_FR"/>
         </w:rPr>
         <w:t>). Malgré de forte opposition (</w:t>
       </w:r>
-      <w:hyperlink r:id="rId28">
-        <w:r>
-          <w:rPr>
-            <w:lang w:val="fr_FR" w:bidi="fr_FR"/>
-          </w:rPr>
-          <w:rPr>
-            <w:color w:val="0000EE"/>
-            <w:u w:val="single"/>
-          </w:rPr>
-          <w:t>6.1–4</w:t>
-        </w:r>
-      </w:hyperlink>
+      <w:r>
+        <w:rPr>
+          <w:lang w:val="fr_FR" w:bidi="fr_FR"/>
+        </w:rPr>
+        <w:t>6.1–4</w:t>
+      </w:r>
       <w:r>
         <w:rPr>
           <w:lang w:val="fr_FR" w:bidi="fr_FR"/>
         </w:rPr>
         <w:t>), sous la direction Néhémie, les murailles de Jérusalem ont été reconstruites en seulement cinquante-deux jours (</w:t>
       </w:r>
-      <w:hyperlink r:id="rId29">
-        <w:r>
-          <w:rPr>
-            <w:lang w:val="fr_FR" w:bidi="fr_FR"/>
-          </w:rPr>
-          <w:rPr>
-            <w:color w:val="0000EE"/>
-            <w:u w:val="single"/>
-          </w:rPr>
-          <w:t>6.15</w:t>
-        </w:r>
-      </w:hyperlink>
+      <w:r>
+        <w:rPr>
+          <w:lang w:val="fr_FR" w:bidi="fr_FR"/>
+        </w:rPr>
+        <w:t>6.15</w:t>
+      </w:r>
       <w:r>
         <w:rPr>
           <w:lang w:val="fr_FR" w:bidi="fr_FR"/>
@@ -659,72 +557,48 @@
         </w:rPr>
         <w:t>Après l’achèvement de l’enceinte, le récit met l’accent sur les réformes spirituelles menées par Esdras et Néhémie (</w:t>
       </w:r>
-      <w:hyperlink r:id="rId30">
-        <w:r>
-          <w:rPr>
-            <w:lang w:val="fr_FR" w:bidi="fr_FR"/>
-          </w:rPr>
-          <w:rPr>
-            <w:color w:val="0000EE"/>
-            <w:u w:val="single"/>
-          </w:rPr>
-          <w:t>7.73–10.39</w:t>
-        </w:r>
-      </w:hyperlink>
+      <w:r>
+        <w:rPr>
+          <w:lang w:val="fr_FR" w:bidi="fr_FR"/>
+        </w:rPr>
+        <w:t>7.73–10.39</w:t>
+      </w:r>
       <w:r>
         <w:rPr>
           <w:lang w:val="fr_FR" w:bidi="fr_FR"/>
         </w:rPr>
         <w:t>). Pendant la fête des tabernacles, Esdras a lu publiquement les livres de Moïse (</w:t>
       </w:r>
-      <w:hyperlink r:id="rId31">
-        <w:r>
-          <w:rPr>
-            <w:lang w:val="fr_FR" w:bidi="fr_FR"/>
-          </w:rPr>
-          <w:rPr>
-            <w:color w:val="0000EE"/>
-            <w:u w:val="single"/>
-          </w:rPr>
-          <w:t>8.5–8</w:t>
-        </w:r>
-      </w:hyperlink>
+      <w:r>
+        <w:rPr>
+          <w:lang w:val="fr_FR" w:bidi="fr_FR"/>
+        </w:rPr>
+        <w:t>8.5–8</w:t>
+      </w:r>
       <w:r>
         <w:rPr>
           <w:lang w:val="fr_FR" w:bidi="fr_FR"/>
         </w:rPr>
         <w:t>), ce qui a conduit à un renouveau spirituel marqué par une longue prière de confession (</w:t>
       </w:r>
-      <w:hyperlink r:id="rId32">
-        <w:r>
-          <w:rPr>
-            <w:lang w:val="fr_FR" w:bidi="fr_FR"/>
-          </w:rPr>
-          <w:rPr>
-            <w:color w:val="0000EE"/>
-            <w:u w:val="single"/>
-          </w:rPr>
-          <w:t>9.5–37</w:t>
-        </w:r>
-      </w:hyperlink>
+      <w:r>
+        <w:rPr>
+          <w:lang w:val="fr_FR" w:bidi="fr_FR"/>
+        </w:rPr>
+        <w:t>9.5–37</w:t>
+      </w:r>
       <w:r>
         <w:rPr>
           <w:lang w:val="fr_FR" w:bidi="fr_FR"/>
         </w:rPr>
         <w:t>). À cette occasion, les Israélites se sont engagés à ne pas contracter de mariages mixtes et à respecter le sabbat (</w:t>
       </w:r>
-      <w:hyperlink r:id="rId33">
-        <w:r>
-          <w:rPr>
-            <w:lang w:val="fr_FR" w:bidi="fr_FR"/>
-          </w:rPr>
-          <w:rPr>
-            <w:color w:val="0000EE"/>
-            <w:u w:val="single"/>
-          </w:rPr>
-          <w:t>10.28–39</w:t>
-        </w:r>
-      </w:hyperlink>
+      <w:r>
+        <w:rPr>
+          <w:lang w:val="fr_FR" w:bidi="fr_FR"/>
+        </w:rPr>
+        <w:t>10.28–39</w:t>
+      </w:r>
       <w:r>
         <w:rPr>
           <w:lang w:val="fr_FR" w:bidi="fr_FR"/>
@@ -745,108 +619,72 @@
         </w:rPr>
         <w:t xml:space="preserve">La dernière section du livre (chap. </w:t>
       </w:r>
-      <w:hyperlink r:id="rId34">
-        <w:r>
-          <w:rPr>
-            <w:lang w:val="fr_FR" w:bidi="fr_FR"/>
-          </w:rPr>
-          <w:rPr>
-            <w:color w:val="0000EE"/>
-            <w:u w:val="single"/>
-          </w:rPr>
-          <w:t>11–13</w:t>
-        </w:r>
-      </w:hyperlink>
+      <w:r>
+        <w:rPr>
+          <w:lang w:val="fr_FR" w:bidi="fr_FR"/>
+        </w:rPr>
+        <w:t>11–13</w:t>
+      </w:r>
       <w:r>
         <w:rPr>
           <w:lang w:val="fr_FR" w:bidi="fr_FR"/>
         </w:rPr>
         <w:t>) présente les efforts de Néhémie au sein de la cité pour repeupler Jérusalem (</w:t>
       </w:r>
-      <w:hyperlink r:id="rId35">
-        <w:r>
-          <w:rPr>
-            <w:lang w:val="fr_FR" w:bidi="fr_FR"/>
-          </w:rPr>
-          <w:rPr>
-            <w:color w:val="0000EE"/>
-            <w:u w:val="single"/>
-          </w:rPr>
-          <w:t>11</w:t>
-        </w:r>
-      </w:hyperlink>
+      <w:r>
+        <w:rPr>
+          <w:lang w:val="fr_FR" w:bidi="fr_FR"/>
+        </w:rPr>
+        <w:t>11</w:t>
+      </w:r>
       <w:r>
         <w:rPr>
           <w:lang w:val="fr_FR" w:bidi="fr_FR"/>
         </w:rPr>
         <w:t>), pour dédier les murailles de Jérusalem (</w:t>
       </w:r>
-      <w:hyperlink r:id="rId36">
-        <w:r>
-          <w:rPr>
-            <w:lang w:val="fr_FR" w:bidi="fr_FR"/>
-          </w:rPr>
-          <w:rPr>
-            <w:color w:val="0000EE"/>
-            <w:u w:val="single"/>
-          </w:rPr>
-          <w:t>12.27–43</w:t>
-        </w:r>
-      </w:hyperlink>
+      <w:r>
+        <w:rPr>
+          <w:lang w:val="fr_FR" w:bidi="fr_FR"/>
+        </w:rPr>
+        <w:t>12.27–43</w:t>
+      </w:r>
       <w:r>
         <w:rPr>
           <w:lang w:val="fr_FR" w:bidi="fr_FR"/>
         </w:rPr>
         <w:t>) et pour organiser la gestion des ressources du temple (</w:t>
       </w:r>
-      <w:hyperlink r:id="rId37">
-        <w:r>
-          <w:rPr>
-            <w:lang w:val="fr_FR" w:bidi="fr_FR"/>
-          </w:rPr>
-          <w:rPr>
-            <w:color w:val="0000EE"/>
-            <w:u w:val="single"/>
-          </w:rPr>
-          <w:t>12.44–13.5</w:t>
-        </w:r>
-      </w:hyperlink>
+      <w:r>
+        <w:rPr>
+          <w:lang w:val="fr_FR" w:bidi="fr_FR"/>
+        </w:rPr>
+        <w:t>12.44–13.5</w:t>
+      </w:r>
       <w:r>
         <w:rPr>
           <w:lang w:val="fr_FR" w:bidi="fr_FR"/>
         </w:rPr>
         <w:t>). Après un temps d’absence, Néhémie est revenu à Jérusalem (</w:t>
       </w:r>
-      <w:hyperlink r:id="rId21">
-        <w:r>
-          <w:rPr>
-            <w:lang w:val="fr_FR" w:bidi="fr_FR"/>
-          </w:rPr>
-          <w:rPr>
-            <w:color w:val="0000EE"/>
-            <w:u w:val="single"/>
-          </w:rPr>
-          <w:t>13.6–7</w:t>
-        </w:r>
-      </w:hyperlink>
+      <w:r>
+        <w:rPr>
+          <w:lang w:val="fr_FR" w:bidi="fr_FR"/>
+        </w:rPr>
+        <w:t>13.6–7</w:t>
+      </w:r>
       <w:r>
         <w:rPr>
           <w:lang w:val="fr_FR" w:bidi="fr_FR"/>
         </w:rPr>
         <w:t>) et a repris les choses en main : il a veillé à la pureté du temple et a de nouveau confronté le peuple au sujet du sabbat et des mariages avec des femmes étrangères, adorant d'autres dieux (</w:t>
       </w:r>
-      <w:hyperlink r:id="rId38">
-        <w:r>
-          <w:rPr>
-            <w:lang w:val="fr_FR" w:bidi="fr_FR"/>
-          </w:rPr>
-          <w:rPr>
-            <w:color w:val="0000EE"/>
-            <w:u w:val="single"/>
-          </w:rPr>
-          <w:t>13.10–28</w:t>
-        </w:r>
-      </w:hyperlink>
+      <w:r>
+        <w:rPr>
+          <w:lang w:val="fr_FR" w:bidi="fr_FR"/>
+        </w:rPr>
+        <w:t>13.10–28</w:t>
+      </w:r>
       <w:r>
         <w:rPr>
           <w:lang w:val="fr_FR" w:bidi="fr_FR"/>
@@ -891,54 +729,36 @@
         </w:rPr>
         <w:t xml:space="preserve"> 15a) attribue la rédaction des livres d’Esdras et de Néhémie à Esdras, ce qui reste l’hypothèse la plus plausible. Les chap.</w:t>
       </w:r>
-      <w:hyperlink r:id="rId39">
-        <w:r>
-          <w:rPr>
-            <w:lang w:val="fr_FR" w:bidi="fr_FR"/>
-          </w:rPr>
-          <w:rPr>
-            <w:color w:val="0000EE"/>
-            <w:u w:val="single"/>
-          </w:rPr>
-          <w:t xml:space="preserve"> 8–10 </w:t>
-        </w:r>
-      </w:hyperlink>
+      <w:r>
+        <w:rPr>
+          <w:lang w:val="fr_FR" w:bidi="fr_FR"/>
+        </w:rPr>
+        <w:t xml:space="preserve"> 8–10 </w:t>
+      </w:r>
       <w:r>
         <w:rPr>
           <w:lang w:val="fr_FR" w:bidi="fr_FR"/>
         </w:rPr>
         <w:t>proviennent vraisemblablement des mémoires d’Esdras. Celui-ci aurait rassemblé et organisé divers documents pour atteindre ses objectifs, en y incluant notamment les mémoires de Néhémie et des rapports destinés à la cour perse sur l’évolution des travaux à Jérusalem (</w:t>
       </w:r>
-      <w:hyperlink r:id="rId40">
-        <w:r>
-          <w:rPr>
-            <w:lang w:val="fr_FR" w:bidi="fr_FR"/>
-          </w:rPr>
-          <w:rPr>
-            <w:color w:val="0000EE"/>
-            <w:u w:val="single"/>
-          </w:rPr>
-          <w:t>Né 1–7</w:t>
-        </w:r>
-      </w:hyperlink>
+      <w:r>
+        <w:rPr>
+          <w:lang w:val="fr_FR" w:bidi="fr_FR"/>
+        </w:rPr>
+        <w:t>Né 1–7</w:t>
+      </w:r>
       <w:r>
         <w:rPr>
           <w:lang w:val="fr_FR" w:bidi="fr_FR"/>
         </w:rPr>
         <w:t xml:space="preserve"> et </w:t>
       </w:r>
-      <w:hyperlink r:id="rId34">
-        <w:r>
-          <w:rPr>
-            <w:lang w:val="fr_FR" w:bidi="fr_FR"/>
-          </w:rPr>
-          <w:rPr>
-            <w:color w:val="0000EE"/>
-            <w:u w:val="single"/>
-          </w:rPr>
-          <w:t>11–13</w:t>
-        </w:r>
-      </w:hyperlink>
+      <w:r>
+        <w:rPr>
+          <w:lang w:val="fr_FR" w:bidi="fr_FR"/>
+        </w:rPr>
+        <w:t>11–13</w:t>
+      </w:r>
       <w:r>
         <w:rPr>
           <w:lang w:val="fr_FR" w:bidi="fr_FR"/>
@@ -959,72 +779,48 @@
         </w:rPr>
         <w:t>Néhémie présente plusieurs similarités avec le livre d’Esdras. Tant Esdras (</w:t>
       </w:r>
-      <w:hyperlink r:id="rId41">
-        <w:r>
-          <w:rPr>
-            <w:lang w:val="fr_FR" w:bidi="fr_FR"/>
-          </w:rPr>
-          <w:rPr>
-            <w:color w:val="0000EE"/>
-            <w:u w:val="single"/>
-          </w:rPr>
-          <w:t>Esd 1–6</w:t>
-        </w:r>
-      </w:hyperlink>
+      <w:r>
+        <w:rPr>
+          <w:lang w:val="fr_FR" w:bidi="fr_FR"/>
+        </w:rPr>
+        <w:t>Esd 1–6</w:t>
+      </w:r>
       <w:r>
         <w:rPr>
           <w:lang w:val="fr_FR" w:bidi="fr_FR"/>
         </w:rPr>
         <w:t>) que Néhémie (</w:t>
       </w:r>
-      <w:hyperlink r:id="rId40">
-        <w:r>
-          <w:rPr>
-            <w:lang w:val="fr_FR" w:bidi="fr_FR"/>
-          </w:rPr>
-          <w:rPr>
-            <w:color w:val="0000EE"/>
-            <w:u w:val="single"/>
-          </w:rPr>
-          <w:t>Né 1–7</w:t>
-        </w:r>
-      </w:hyperlink>
+      <w:r>
+        <w:rPr>
+          <w:lang w:val="fr_FR" w:bidi="fr_FR"/>
+        </w:rPr>
+        <w:t>Né 1–7</w:t>
+      </w:r>
       <w:r>
         <w:rPr>
           <w:lang w:val="fr_FR" w:bidi="fr_FR"/>
         </w:rPr>
         <w:t>) décrivent le retour d’exilés à Jérusalem pour mener à bien un projet de reconstruction, confrontés à l’opposition de leurs voisins. Surtout, les deux récits montrent que le travail assidu, soutenu par l’aide de l’Éternel, a permis d’achever la construction de structures importantes à Jérusalem. Les deux livres racontent aussi des réformes spirituelles où le peuple a écouté la parole de l’Éternel, s’est repenti et a instauré des changements religieux et sociaux (</w:t>
       </w:r>
-      <w:hyperlink r:id="rId42">
-        <w:r>
-          <w:rPr>
-            <w:lang w:val="fr_FR" w:bidi="fr_FR"/>
-          </w:rPr>
-          <w:rPr>
-            <w:color w:val="0000EE"/>
-            <w:u w:val="single"/>
-          </w:rPr>
-          <w:t>Esd 9–10</w:t>
-        </w:r>
-      </w:hyperlink>
+      <w:r>
+        <w:rPr>
+          <w:lang w:val="fr_FR" w:bidi="fr_FR"/>
+        </w:rPr>
+        <w:t>Esd 9–10</w:t>
+      </w:r>
       <w:r>
         <w:rPr>
           <w:lang w:val="fr_FR" w:bidi="fr_FR"/>
         </w:rPr>
         <w:t xml:space="preserve"> ; </w:t>
       </w:r>
-      <w:hyperlink r:id="rId39">
-        <w:r>
-          <w:rPr>
-            <w:lang w:val="fr_FR" w:bidi="fr_FR"/>
-          </w:rPr>
-          <w:rPr>
-            <w:color w:val="0000EE"/>
-            <w:u w:val="single"/>
-          </w:rPr>
-          <w:t>Né 8–10</w:t>
-        </w:r>
-      </w:hyperlink>
+      <w:r>
+        <w:rPr>
+          <w:lang w:val="fr_FR" w:bidi="fr_FR"/>
+        </w:rPr>
+        <w:t>Né 8–10</w:t>
+      </w:r>
       <w:r>
         <w:rPr>
           <w:lang w:val="fr_FR" w:bidi="fr_FR"/>
@@ -1045,216 +841,144 @@
         </w:rPr>
         <w:t>Certains événements du livre de Néhémie font écho à ceux rapportés dans Esdras, avec une structure narrative similaire : l’opposition à la reconstruction (</w:t>
       </w:r>
-      <w:hyperlink r:id="rId26">
-        <w:r>
-          <w:rPr>
-            <w:lang w:val="fr_FR" w:bidi="fr_FR"/>
-          </w:rPr>
-          <w:rPr>
-            <w:color w:val="0000EE"/>
-            <w:u w:val="single"/>
-          </w:rPr>
-          <w:t>6.1–14</w:t>
-        </w:r>
-      </w:hyperlink>
+      <w:r>
+        <w:rPr>
+          <w:lang w:val="fr_FR" w:bidi="fr_FR"/>
+        </w:rPr>
+        <w:t>6.1–14</w:t>
+      </w:r>
       <w:r>
         <w:rPr>
           <w:lang w:val="fr_FR" w:bidi="fr_FR"/>
         </w:rPr>
         <w:t xml:space="preserve"> ; </w:t>
       </w:r>
-      <w:hyperlink r:id="rId43">
-        <w:r>
-          <w:rPr>
-            <w:lang w:val="fr_FR" w:bidi="fr_FR"/>
-          </w:rPr>
-          <w:rPr>
-            <w:color w:val="0000EE"/>
-            <w:u w:val="single"/>
-          </w:rPr>
-          <w:t>Esd 4.1–23</w:t>
-        </w:r>
-      </w:hyperlink>
+      <w:r>
+        <w:rPr>
+          <w:lang w:val="fr_FR" w:bidi="fr_FR"/>
+        </w:rPr>
+        <w:t>Esd 4.1–23</w:t>
+      </w:r>
       <w:r>
         <w:rPr>
           <w:lang w:val="fr_FR" w:bidi="fr_FR"/>
         </w:rPr>
         <w:t>), des cérémonies de dédicace (</w:t>
       </w:r>
-      <w:hyperlink r:id="rId44">
-        <w:r>
-          <w:rPr>
-            <w:lang w:val="fr_FR" w:bidi="fr_FR"/>
-          </w:rPr>
-          <w:rPr>
-            <w:color w:val="0000EE"/>
-            <w:u w:val="single"/>
-          </w:rPr>
-          <w:t>12.31–43</w:t>
-        </w:r>
-      </w:hyperlink>
+      <w:r>
+        <w:rPr>
+          <w:lang w:val="fr_FR" w:bidi="fr_FR"/>
+        </w:rPr>
+        <w:t>12.31–43</w:t>
+      </w:r>
       <w:r>
         <w:rPr>
           <w:lang w:val="fr_FR" w:bidi="fr_FR"/>
         </w:rPr>
         <w:t xml:space="preserve"> ; </w:t>
       </w:r>
-      <w:hyperlink r:id="rId45">
-        <w:r>
-          <w:rPr>
-            <w:lang w:val="fr_FR" w:bidi="fr_FR"/>
-          </w:rPr>
-          <w:rPr>
-            <w:color w:val="0000EE"/>
-            <w:u w:val="single"/>
-          </w:rPr>
-          <w:t>Esd 6.16–18</w:t>
-        </w:r>
-      </w:hyperlink>
+      <w:r>
+        <w:rPr>
+          <w:lang w:val="fr_FR" w:bidi="fr_FR"/>
+        </w:rPr>
+        <w:t>Esd 6.16–18</w:t>
+      </w:r>
       <w:r>
         <w:rPr>
           <w:lang w:val="fr_FR" w:bidi="fr_FR"/>
         </w:rPr>
         <w:t>), des réformes semblables (</w:t>
       </w:r>
-      <w:hyperlink r:id="rId46">
-        <w:r>
-          <w:rPr>
-            <w:lang w:val="fr_FR" w:bidi="fr_FR"/>
-          </w:rPr>
-          <w:rPr>
-            <w:color w:val="0000EE"/>
-            <w:u w:val="single"/>
-          </w:rPr>
-          <w:t>13.15–29</w:t>
-        </w:r>
-      </w:hyperlink>
+      <w:r>
+        <w:rPr>
+          <w:lang w:val="fr_FR" w:bidi="fr_FR"/>
+        </w:rPr>
+        <w:t>13.15–29</w:t>
+      </w:r>
       <w:r>
         <w:rPr>
           <w:lang w:val="fr_FR" w:bidi="fr_FR"/>
         </w:rPr>
         <w:t xml:space="preserve"> ; </w:t>
       </w:r>
-      <w:hyperlink r:id="rId42">
-        <w:r>
-          <w:rPr>
-            <w:lang w:val="fr_FR" w:bidi="fr_FR"/>
-          </w:rPr>
-          <w:rPr>
-            <w:color w:val="0000EE"/>
-            <w:u w:val="single"/>
-          </w:rPr>
-          <w:t>Esd 9.1–10.44</w:t>
-        </w:r>
-      </w:hyperlink>
+      <w:r>
+        <w:rPr>
+          <w:lang w:val="fr_FR" w:bidi="fr_FR"/>
+        </w:rPr>
+        <w:t>Esd 9.1–10.44</w:t>
+      </w:r>
       <w:r>
         <w:rPr>
           <w:lang w:val="fr_FR" w:bidi="fr_FR"/>
         </w:rPr>
         <w:t>), des listes de noms (</w:t>
       </w:r>
-      <w:hyperlink r:id="rId24">
-        <w:r>
-          <w:rPr>
-            <w:lang w:val="fr_FR" w:bidi="fr_FR"/>
-          </w:rPr>
-          <w:rPr>
-            <w:color w:val="0000EE"/>
-            <w:u w:val="single"/>
-          </w:rPr>
-          <w:t>3</w:t>
-        </w:r>
-      </w:hyperlink>
+      <w:r>
+        <w:rPr>
+          <w:lang w:val="fr_FR" w:bidi="fr_FR"/>
+        </w:rPr>
+        <w:t>3</w:t>
+      </w:r>
       <w:r>
         <w:rPr>
           <w:lang w:val="fr_FR" w:bidi="fr_FR"/>
         </w:rPr>
         <w:t xml:space="preserve"> ; </w:t>
       </w:r>
-      <w:hyperlink r:id="rId47">
-        <w:r>
-          <w:rPr>
-            <w:lang w:val="fr_FR" w:bidi="fr_FR"/>
-          </w:rPr>
-          <w:rPr>
-            <w:color w:val="0000EE"/>
-            <w:u w:val="single"/>
-          </w:rPr>
-          <w:t>7.6–73</w:t>
-        </w:r>
-      </w:hyperlink>
+      <w:r>
+        <w:rPr>
+          <w:lang w:val="fr_FR" w:bidi="fr_FR"/>
+        </w:rPr>
+        <w:t>7.6–73</w:t>
+      </w:r>
       <w:r>
         <w:rPr>
           <w:lang w:val="fr_FR" w:bidi="fr_FR"/>
         </w:rPr>
         <w:t xml:space="preserve"> ; </w:t>
       </w:r>
-      <w:hyperlink r:id="rId48">
-        <w:r>
-          <w:rPr>
-            <w:lang w:val="fr_FR" w:bidi="fr_FR"/>
-          </w:rPr>
-          <w:rPr>
-            <w:color w:val="0000EE"/>
-            <w:u w:val="single"/>
-          </w:rPr>
-          <w:t>10.1–27</w:t>
-        </w:r>
-      </w:hyperlink>
+      <w:r>
+        <w:rPr>
+          <w:lang w:val="fr_FR" w:bidi="fr_FR"/>
+        </w:rPr>
+        <w:t>10.1–27</w:t>
+      </w:r>
       <w:r>
         <w:rPr>
           <w:lang w:val="fr_FR" w:bidi="fr_FR"/>
         </w:rPr>
         <w:t xml:space="preserve"> ; </w:t>
       </w:r>
-      <w:hyperlink r:id="rId49">
-        <w:r>
-          <w:rPr>
-            <w:lang w:val="fr_FR" w:bidi="fr_FR"/>
-          </w:rPr>
-          <w:rPr>
-            <w:color w:val="0000EE"/>
-            <w:u w:val="single"/>
-          </w:rPr>
-          <w:t>11.1–12.26</w:t>
-        </w:r>
-      </w:hyperlink>
+      <w:r>
+        <w:rPr>
+          <w:lang w:val="fr_FR" w:bidi="fr_FR"/>
+        </w:rPr>
+        <w:t>11.1–12.26</w:t>
+      </w:r>
       <w:r>
         <w:rPr>
           <w:lang w:val="fr_FR" w:bidi="fr_FR"/>
         </w:rPr>
         <w:t>), suivie d’une reprise du récit précédent (</w:t>
       </w:r>
-      <w:hyperlink r:id="rId50">
-        <w:r>
-          <w:rPr>
-            <w:lang w:val="fr_FR" w:bidi="fr_FR"/>
-          </w:rPr>
-          <w:rPr>
-            <w:color w:val="0000EE"/>
-            <w:u w:val="single"/>
-          </w:rPr>
-          <w:t xml:space="preserve">7.6–10.39 </w:t>
-        </w:r>
-      </w:hyperlink>
+      <w:r>
+        <w:rPr>
+          <w:lang w:val="fr_FR" w:bidi="fr_FR"/>
+        </w:rPr>
+        <w:t xml:space="preserve">7.6–10.39 </w:t>
+      </w:r>
       <w:r>
         <w:rPr>
           <w:lang w:val="fr_FR" w:bidi="fr_FR"/>
         </w:rPr>
         <w:t xml:space="preserve">et </w:t>
       </w:r>
-      <w:hyperlink r:id="rId51">
-        <w:r>
-          <w:rPr>
-            <w:lang w:val="fr_FR" w:bidi="fr_FR"/>
-          </w:rPr>
-          <w:rPr>
-            <w:color w:val="0000EE"/>
-            <w:u w:val="single"/>
-          </w:rPr>
-          <w:t>11.1–4</w:t>
-        </w:r>
-      </w:hyperlink>
+      <w:r>
+        <w:rPr>
+          <w:lang w:val="fr_FR" w:bidi="fr_FR"/>
+        </w:rPr>
+        <w:t>11.1–4</w:t>
+      </w:r>
       <w:r>
         <w:rPr>
           <w:lang w:val="fr_FR" w:bidi="fr_FR"/>
@@ -1286,216 +1010,144 @@
         </w:rPr>
         <w:t>La prière : Néhémie a fondé toute son action sur la prière. Il a imploré l’Éternel de sauver son peuple humilié, et Dieu a répondu en envoyant Néhémie (</w:t>
       </w:r>
-      <w:hyperlink r:id="rId52">
-        <w:r>
-          <w:rPr>
-            <w:lang w:val="fr_FR" w:bidi="fr_FR"/>
-          </w:rPr>
-          <w:rPr>
-            <w:color w:val="0000EE"/>
-            <w:u w:val="single"/>
-          </w:rPr>
-          <w:t>1.1–2.8</w:t>
-        </w:r>
-      </w:hyperlink>
+      <w:r>
+        <w:rPr>
+          <w:lang w:val="fr_FR" w:bidi="fr_FR"/>
+        </w:rPr>
+        <w:t>1.1–2.8</w:t>
+      </w:r>
       <w:r>
         <w:rPr>
           <w:lang w:val="fr_FR" w:bidi="fr_FR"/>
         </w:rPr>
         <w:t>). Lorsque des étrangers se sont opposés à la restauration des murailles de Jérusalem, Néhémie a invoqué l’Éternel pour qu’il les juge (</w:t>
       </w:r>
-      <w:hyperlink r:id="rId53">
-        <w:r>
-          <w:rPr>
-            <w:lang w:val="fr_FR" w:bidi="fr_FR"/>
-          </w:rPr>
-          <w:rPr>
-            <w:color w:val="0000EE"/>
-            <w:u w:val="single"/>
-          </w:rPr>
-          <w:t>4.4–5</w:t>
-        </w:r>
-      </w:hyperlink>
+      <w:r>
+        <w:rPr>
+          <w:lang w:val="fr_FR" w:bidi="fr_FR"/>
+        </w:rPr>
+        <w:t>4.4–5</w:t>
+      </w:r>
       <w:r>
         <w:rPr>
           <w:lang w:val="fr_FR" w:bidi="fr_FR"/>
         </w:rPr>
         <w:t xml:space="preserve"> ; </w:t>
       </w:r>
-      <w:hyperlink r:id="rId54">
-        <w:r>
-          <w:rPr>
-            <w:lang w:val="fr_FR" w:bidi="fr_FR"/>
-          </w:rPr>
-          <w:rPr>
-            <w:color w:val="0000EE"/>
-            <w:u w:val="single"/>
-          </w:rPr>
-          <w:t>6.14</w:t>
-        </w:r>
-      </w:hyperlink>
+      <w:r>
+        <w:rPr>
+          <w:lang w:val="fr_FR" w:bidi="fr_FR"/>
+        </w:rPr>
+        <w:t>6.14</w:t>
+      </w:r>
       <w:r>
         <w:rPr>
           <w:lang w:val="fr_FR" w:bidi="fr_FR"/>
         </w:rPr>
         <w:t>). Il a aussi prié pour obtenir la faveur de Dieu face à ceux qui réduisaient leurs compatriotes juifs en esclavage (</w:t>
       </w:r>
-      <w:hyperlink r:id="rId55">
-        <w:r>
-          <w:rPr>
-            <w:lang w:val="fr_FR" w:bidi="fr_FR"/>
-          </w:rPr>
-          <w:rPr>
-            <w:color w:val="0000EE"/>
-            <w:u w:val="single"/>
-          </w:rPr>
-          <w:t>5.19</w:t>
-        </w:r>
-      </w:hyperlink>
+      <w:r>
+        <w:rPr>
+          <w:lang w:val="fr_FR" w:bidi="fr_FR"/>
+        </w:rPr>
+        <w:t>5.19</w:t>
+      </w:r>
       <w:r>
         <w:rPr>
           <w:lang w:val="fr_FR" w:bidi="fr_FR"/>
         </w:rPr>
         <w:t>), ceux qui ne payaient pas la dîme (</w:t>
       </w:r>
-      <w:hyperlink r:id="rId56">
-        <w:r>
-          <w:rPr>
-            <w:lang w:val="fr_FR" w:bidi="fr_FR"/>
-          </w:rPr>
-          <w:rPr>
-            <w:color w:val="0000EE"/>
-            <w:u w:val="single"/>
-          </w:rPr>
-          <w:t>13.14</w:t>
-        </w:r>
-      </w:hyperlink>
+      <w:r>
+        <w:rPr>
+          <w:lang w:val="fr_FR" w:bidi="fr_FR"/>
+        </w:rPr>
+        <w:t>13.14</w:t>
+      </w:r>
       <w:r>
         <w:rPr>
           <w:lang w:val="fr_FR" w:bidi="fr_FR"/>
         </w:rPr>
         <w:t>), ou qui profanaient le sabbat (</w:t>
       </w:r>
-      <w:hyperlink r:id="rId57">
-        <w:r>
-          <w:rPr>
-            <w:lang w:val="fr_FR" w:bidi="fr_FR"/>
-          </w:rPr>
-          <w:rPr>
-            <w:color w:val="0000EE"/>
-            <w:u w:val="single"/>
-          </w:rPr>
-          <w:t>13.22</w:t>
-        </w:r>
-      </w:hyperlink>
+      <w:r>
+        <w:rPr>
+          <w:lang w:val="fr_FR" w:bidi="fr_FR"/>
+        </w:rPr>
+        <w:t>13.22</w:t>
+      </w:r>
       <w:r>
         <w:rPr>
           <w:lang w:val="fr_FR" w:bidi="fr_FR"/>
         </w:rPr>
         <w:t>). La prière a été sa force pour accomplir la volonté de Dieu. À six reprises, il a demandé à l’Éternel de « se souvenir » de lui ou de ses adversaires (</w:t>
       </w:r>
-      <w:hyperlink r:id="rId55">
-        <w:r>
-          <w:rPr>
-            <w:lang w:val="fr_FR" w:bidi="fr_FR"/>
-          </w:rPr>
-          <w:rPr>
-            <w:color w:val="0000EE"/>
-            <w:u w:val="single"/>
-          </w:rPr>
-          <w:t>5.19</w:t>
-        </w:r>
-      </w:hyperlink>
+      <w:r>
+        <w:rPr>
+          <w:lang w:val="fr_FR" w:bidi="fr_FR"/>
+        </w:rPr>
+        <w:t>5.19</w:t>
+      </w:r>
       <w:r>
         <w:rPr>
           <w:lang w:val="fr_FR" w:bidi="fr_FR"/>
         </w:rPr>
         <w:t xml:space="preserve"> ; </w:t>
       </w:r>
-      <w:hyperlink r:id="rId54">
-        <w:r>
-          <w:rPr>
-            <w:lang w:val="fr_FR" w:bidi="fr_FR"/>
-          </w:rPr>
-          <w:rPr>
-            <w:color w:val="0000EE"/>
-            <w:u w:val="single"/>
-          </w:rPr>
-          <w:t>6.14</w:t>
-        </w:r>
-      </w:hyperlink>
+      <w:r>
+        <w:rPr>
+          <w:lang w:val="fr_FR" w:bidi="fr_FR"/>
+        </w:rPr>
+        <w:t>6.14</w:t>
+      </w:r>
       <w:r>
         <w:rPr>
           <w:lang w:val="fr_FR" w:bidi="fr_FR"/>
         </w:rPr>
         <w:t xml:space="preserve"> ; </w:t>
       </w:r>
-      <w:hyperlink r:id="rId56">
-        <w:r>
-          <w:rPr>
-            <w:lang w:val="fr_FR" w:bidi="fr_FR"/>
-          </w:rPr>
-          <w:rPr>
-            <w:color w:val="0000EE"/>
-            <w:u w:val="single"/>
-          </w:rPr>
-          <w:t>13.14</w:t>
-        </w:r>
-      </w:hyperlink>
+      <w:r>
+        <w:rPr>
+          <w:lang w:val="fr_FR" w:bidi="fr_FR"/>
+        </w:rPr>
+        <w:t>13.14</w:t>
+      </w:r>
       <w:r>
         <w:rPr>
           <w:lang w:val="fr_FR" w:bidi="fr_FR"/>
         </w:rPr>
         <w:t xml:space="preserve">, </w:t>
       </w:r>
-      <w:hyperlink r:id="rId57">
-        <w:r>
-          <w:rPr>
-            <w:lang w:val="fr_FR" w:bidi="fr_FR"/>
-          </w:rPr>
-          <w:rPr>
-            <w:color w:val="0000EE"/>
-            <w:u w:val="single"/>
-          </w:rPr>
-          <w:t>22</w:t>
-        </w:r>
-      </w:hyperlink>
+      <w:r>
+        <w:rPr>
+          <w:lang w:val="fr_FR" w:bidi="fr_FR"/>
+        </w:rPr>
+        <w:t>22</w:t>
+      </w:r>
       <w:r>
         <w:rPr>
           <w:lang w:val="fr_FR" w:bidi="fr_FR"/>
         </w:rPr>
         <w:t xml:space="preserve">, </w:t>
       </w:r>
-      <w:hyperlink r:id="rId58">
-        <w:r>
-          <w:rPr>
-            <w:lang w:val="fr_FR" w:bidi="fr_FR"/>
-          </w:rPr>
-          <w:rPr>
-            <w:color w:val="0000EE"/>
-            <w:u w:val="single"/>
-          </w:rPr>
-          <w:t>29</w:t>
-        </w:r>
-      </w:hyperlink>
+      <w:r>
+        <w:rPr>
+          <w:lang w:val="fr_FR" w:bidi="fr_FR"/>
+        </w:rPr>
+        <w:t>29</w:t>
+      </w:r>
       <w:r>
         <w:rPr>
           <w:lang w:val="fr_FR" w:bidi="fr_FR"/>
         </w:rPr>
         <w:t xml:space="preserve">, </w:t>
       </w:r>
-      <w:hyperlink r:id="rId59">
-        <w:r>
-          <w:rPr>
-            <w:lang w:val="fr_FR" w:bidi="fr_FR"/>
-          </w:rPr>
-          <w:rPr>
-            <w:color w:val="0000EE"/>
-            <w:u w:val="single"/>
-          </w:rPr>
-          <w:t>31</w:t>
-        </w:r>
-      </w:hyperlink>
+      <w:r>
+        <w:rPr>
+          <w:lang w:val="fr_FR" w:bidi="fr_FR"/>
+        </w:rPr>
+        <w:t>31</w:t>
+      </w:r>
       <w:r>
         <w:rPr>
           <w:lang w:val="fr_FR" w:bidi="fr_FR"/>
@@ -1516,216 +1168,144 @@
         </w:rPr>
         <w:t>La Providence de Dieu : le livre insiste sur la souveraineté de l’Éternel, qui s'exerce aussi bien sur les individus que sur les nations. C’est Dieu qui a la puissance de restaurer les exilés (</w:t>
       </w:r>
-      <w:hyperlink r:id="rId60">
-        <w:r>
-          <w:rPr>
-            <w:lang w:val="fr_FR" w:bidi="fr_FR"/>
-          </w:rPr>
-          <w:rPr>
-            <w:color w:val="0000EE"/>
-            <w:u w:val="single"/>
-          </w:rPr>
-          <w:t>1.8–9</w:t>
-        </w:r>
-      </w:hyperlink>
+      <w:r>
+        <w:rPr>
+          <w:lang w:val="fr_FR" w:bidi="fr_FR"/>
+        </w:rPr>
+        <w:t>1.8–9</w:t>
+      </w:r>
       <w:r>
         <w:rPr>
           <w:lang w:val="fr_FR" w:bidi="fr_FR"/>
         </w:rPr>
         <w:t>), d'élever ses serviteurs à des positions d’influence (</w:t>
       </w:r>
-      <w:hyperlink r:id="rId22">
-        <w:r>
-          <w:rPr>
-            <w:lang w:val="fr_FR" w:bidi="fr_FR"/>
-          </w:rPr>
-          <w:rPr>
-            <w:color w:val="0000EE"/>
-            <w:u w:val="single"/>
-          </w:rPr>
-          <w:t xml:space="preserve">1.11 </w:t>
-        </w:r>
-      </w:hyperlink>
+      <w:r>
+        <w:rPr>
+          <w:lang w:val="fr_FR" w:bidi="fr_FR"/>
+        </w:rPr>
+        <w:t xml:space="preserve">1.11 </w:t>
+      </w:r>
       <w:r>
         <w:rPr>
           <w:lang w:val="fr_FR" w:bidi="fr_FR"/>
         </w:rPr>
         <w:t xml:space="preserve">; </w:t>
       </w:r>
-      <w:hyperlink r:id="rId61">
-        <w:r>
-          <w:rPr>
-            <w:lang w:val="fr_FR" w:bidi="fr_FR"/>
-          </w:rPr>
-          <w:rPr>
-            <w:color w:val="0000EE"/>
-            <w:u w:val="single"/>
-          </w:rPr>
-          <w:t>2.8</w:t>
-        </w:r>
-      </w:hyperlink>
+      <w:r>
+        <w:rPr>
+          <w:lang w:val="fr_FR" w:bidi="fr_FR"/>
+        </w:rPr>
+        <w:t>2.8</w:t>
+      </w:r>
       <w:r>
         <w:rPr>
           <w:lang w:val="fr_FR" w:bidi="fr_FR"/>
         </w:rPr>
         <w:t xml:space="preserve">, </w:t>
       </w:r>
-      <w:hyperlink r:id="rId62">
-        <w:r>
-          <w:rPr>
-            <w:lang w:val="fr_FR" w:bidi="fr_FR"/>
-          </w:rPr>
-          <w:rPr>
-            <w:color w:val="0000EE"/>
-            <w:u w:val="single"/>
-          </w:rPr>
-          <w:t>18</w:t>
-        </w:r>
-      </w:hyperlink>
+      <w:r>
+        <w:rPr>
+          <w:lang w:val="fr_FR" w:bidi="fr_FR"/>
+        </w:rPr>
+        <w:t>18</w:t>
+      </w:r>
       <w:r>
         <w:rPr>
           <w:lang w:val="fr_FR" w:bidi="fr_FR"/>
         </w:rPr>
         <w:t>), et de donner du succès dans la reconstruction des murailles (</w:t>
       </w:r>
-      <w:hyperlink r:id="rId63">
-        <w:r>
-          <w:rPr>
-            <w:lang w:val="fr_FR" w:bidi="fr_FR"/>
-          </w:rPr>
-          <w:rPr>
-            <w:color w:val="0000EE"/>
-            <w:u w:val="single"/>
-          </w:rPr>
-          <w:t xml:space="preserve">2.20 </w:t>
-        </w:r>
-      </w:hyperlink>
+      <w:r>
+        <w:rPr>
+          <w:lang w:val="fr_FR" w:bidi="fr_FR"/>
+        </w:rPr>
+        <w:t xml:space="preserve">2.20 </w:t>
+      </w:r>
       <w:r>
         <w:rPr>
           <w:lang w:val="fr_FR" w:bidi="fr_FR"/>
         </w:rPr>
         <w:t xml:space="preserve">; </w:t>
       </w:r>
-      <w:hyperlink r:id="rId64">
-        <w:r>
-          <w:rPr>
-            <w:lang w:val="fr_FR" w:bidi="fr_FR"/>
-          </w:rPr>
-          <w:rPr>
-            <w:color w:val="0000EE"/>
-            <w:u w:val="single"/>
-          </w:rPr>
-          <w:t>6.16</w:t>
-        </w:r>
-      </w:hyperlink>
+      <w:r>
+        <w:rPr>
+          <w:lang w:val="fr_FR" w:bidi="fr_FR"/>
+        </w:rPr>
+        <w:t>6.16</w:t>
+      </w:r>
       <w:r>
         <w:rPr>
           <w:lang w:val="fr_FR" w:bidi="fr_FR"/>
         </w:rPr>
         <w:t>). Dieu protège son peuple (</w:t>
       </w:r>
-      <w:hyperlink r:id="rId53">
-        <w:r>
-          <w:rPr>
-            <w:lang w:val="fr_FR" w:bidi="fr_FR"/>
-          </w:rPr>
-          <w:rPr>
-            <w:color w:val="0000EE"/>
-            <w:u w:val="single"/>
-          </w:rPr>
-          <w:t>4.4–5</w:t>
-        </w:r>
-      </w:hyperlink>
+      <w:r>
+        <w:rPr>
+          <w:lang w:val="fr_FR" w:bidi="fr_FR"/>
+        </w:rPr>
+        <w:t>4.4–5</w:t>
+      </w:r>
       <w:r>
         <w:rPr>
           <w:lang w:val="fr_FR" w:bidi="fr_FR"/>
         </w:rPr>
         <w:t xml:space="preserve">, </w:t>
       </w:r>
-      <w:hyperlink r:id="rId65">
-        <w:r>
-          <w:rPr>
-            <w:lang w:val="fr_FR" w:bidi="fr_FR"/>
-          </w:rPr>
-          <w:rPr>
-            <w:color w:val="0000EE"/>
-            <w:u w:val="single"/>
-          </w:rPr>
-          <w:t>9</w:t>
-        </w:r>
-      </w:hyperlink>
+      <w:r>
+        <w:rPr>
+          <w:lang w:val="fr_FR" w:bidi="fr_FR"/>
+        </w:rPr>
+        <w:t>9</w:t>
+      </w:r>
       <w:r>
         <w:rPr>
           <w:lang w:val="fr_FR" w:bidi="fr_FR"/>
         </w:rPr>
         <w:t xml:space="preserve">, </w:t>
       </w:r>
-      <w:hyperlink r:id="rId66">
-        <w:r>
-          <w:rPr>
-            <w:lang w:val="fr_FR" w:bidi="fr_FR"/>
-          </w:rPr>
-          <w:rPr>
-            <w:color w:val="0000EE"/>
-            <w:u w:val="single"/>
-          </w:rPr>
-          <w:t>20</w:t>
-        </w:r>
-      </w:hyperlink>
+      <w:r>
+        <w:rPr>
+          <w:lang w:val="fr_FR" w:bidi="fr_FR"/>
+        </w:rPr>
+        <w:t>20</w:t>
+      </w:r>
       <w:r>
         <w:rPr>
           <w:lang w:val="fr_FR" w:bidi="fr_FR"/>
         </w:rPr>
         <w:t>) et fait échouer les projets des méchants (</w:t>
       </w:r>
-      <w:hyperlink r:id="rId67">
-        <w:r>
-          <w:rPr>
-            <w:lang w:val="fr_FR" w:bidi="fr_FR"/>
-          </w:rPr>
-          <w:rPr>
-            <w:color w:val="0000EE"/>
-            <w:u w:val="single"/>
-          </w:rPr>
-          <w:t>4.14–15</w:t>
-        </w:r>
-      </w:hyperlink>
+      <w:r>
+        <w:rPr>
+          <w:lang w:val="fr_FR" w:bidi="fr_FR"/>
+        </w:rPr>
+        <w:t>4.14–15</w:t>
+      </w:r>
       <w:r>
         <w:rPr>
           <w:lang w:val="fr_FR" w:bidi="fr_FR"/>
         </w:rPr>
         <w:t>). Le même Dieu qui a créé le ciel et la terre (</w:t>
       </w:r>
-      <w:hyperlink r:id="rId68">
-        <w:r>
-          <w:rPr>
-            <w:lang w:val="fr_FR" w:bidi="fr_FR"/>
-          </w:rPr>
-          <w:rPr>
-            <w:color w:val="0000EE"/>
-            <w:u w:val="single"/>
-          </w:rPr>
-          <w:t>9.6</w:t>
-        </w:r>
-      </w:hyperlink>
+      <w:r>
+        <w:rPr>
+          <w:lang w:val="fr_FR" w:bidi="fr_FR"/>
+        </w:rPr>
+        <w:t>9.6</w:t>
+      </w:r>
       <w:r>
         <w:rPr>
           <w:lang w:val="fr_FR" w:bidi="fr_FR"/>
         </w:rPr>
         <w:t>), qui a appelé Abram depuis la ville d'Ur et qui a donné la terre à Israël (</w:t>
       </w:r>
-      <w:hyperlink r:id="rId69">
-        <w:r>
-          <w:rPr>
-            <w:lang w:val="fr_FR" w:bidi="fr_FR"/>
-          </w:rPr>
-          <w:rPr>
-            <w:color w:val="0000EE"/>
-            <w:u w:val="single"/>
-          </w:rPr>
-          <w:t>9.7–8</w:t>
-        </w:r>
-      </w:hyperlink>
+      <w:r>
+        <w:rPr>
+          <w:lang w:val="fr_FR" w:bidi="fr_FR"/>
+        </w:rPr>
+        <w:t>9.7–8</w:t>
+      </w:r>
       <w:r>
         <w:rPr>
           <w:lang w:val="fr_FR" w:bidi="fr_FR"/>
@@ -1758,108 +1338,72 @@
         </w:rPr>
         <w:t xml:space="preserve"> » (</w:t>
       </w:r>
-      <w:hyperlink r:id="rId70">
-        <w:r>
-          <w:rPr>
-            <w:lang w:val="fr_FR" w:bidi="fr_FR"/>
-          </w:rPr>
-          <w:rPr>
-            <w:color w:val="0000EE"/>
-            <w:u w:val="single"/>
-          </w:rPr>
-          <w:t>1.5</w:t>
-        </w:r>
-      </w:hyperlink>
+      <w:r>
+        <w:rPr>
+          <w:lang w:val="fr_FR" w:bidi="fr_FR"/>
+        </w:rPr>
+        <w:t>1.5</w:t>
+      </w:r>
       <w:r>
         <w:rPr>
           <w:lang w:val="fr_FR" w:bidi="fr_FR"/>
         </w:rPr>
         <w:t>). Pourtant, Israël n’a pas respecté cette loi (</w:t>
       </w:r>
-      <w:hyperlink r:id="rId71">
-        <w:r>
-          <w:rPr>
-            <w:lang w:val="fr_FR" w:bidi="fr_FR"/>
-          </w:rPr>
-          <w:rPr>
-            <w:color w:val="0000EE"/>
-            <w:u w:val="single"/>
-          </w:rPr>
-          <w:t>1.7–9</w:t>
-        </w:r>
-      </w:hyperlink>
+      <w:r>
+        <w:rPr>
+          <w:lang w:val="fr_FR" w:bidi="fr_FR"/>
+        </w:rPr>
+        <w:t>1.7–9</w:t>
+      </w:r>
       <w:r>
         <w:rPr>
           <w:lang w:val="fr_FR" w:bidi="fr_FR"/>
         </w:rPr>
         <w:t>), ce qui l’exposait à la discipline divine. Esdras a lu publiquement la loi (</w:t>
       </w:r>
-      <w:hyperlink r:id="rId72">
-        <w:r>
-          <w:rPr>
-            <w:lang w:val="fr_FR" w:bidi="fr_FR"/>
-          </w:rPr>
-          <w:rPr>
-            <w:color w:val="0000EE"/>
-            <w:u w:val="single"/>
-          </w:rPr>
-          <w:t>8.1–3</w:t>
-        </w:r>
-      </w:hyperlink>
+      <w:r>
+        <w:rPr>
+          <w:lang w:val="fr_FR" w:bidi="fr_FR"/>
+        </w:rPr>
+        <w:t>8.1–3</w:t>
+      </w:r>
       <w:r>
         <w:rPr>
           <w:lang w:val="fr_FR" w:bidi="fr_FR"/>
         </w:rPr>
         <w:t>) en cherchant à restaurer la nation. En réponse, beaucoup de gens se sont séparés des incroyants pour se conformer à la loi (</w:t>
       </w:r>
-      <w:hyperlink r:id="rId73">
-        <w:r>
-          <w:rPr>
-            <w:lang w:val="fr_FR" w:bidi="fr_FR"/>
-          </w:rPr>
-          <w:rPr>
-            <w:color w:val="0000EE"/>
-            <w:u w:val="single"/>
-          </w:rPr>
-          <w:t>10.28</w:t>
-        </w:r>
-      </w:hyperlink>
+      <w:r>
+        <w:rPr>
+          <w:lang w:val="fr_FR" w:bidi="fr_FR"/>
+        </w:rPr>
+        <w:t>10.28</w:t>
+      </w:r>
       <w:r>
         <w:rPr>
           <w:lang w:val="fr_FR" w:bidi="fr_FR"/>
         </w:rPr>
         <w:t>), en observant le sabbat et en soutenant les lévites par le don de la dîme (</w:t>
       </w:r>
-      <w:hyperlink r:id="rId74">
-        <w:r>
-          <w:rPr>
-            <w:lang w:val="fr_FR" w:bidi="fr_FR"/>
-          </w:rPr>
-          <w:rPr>
-            <w:color w:val="0000EE"/>
-            <w:u w:val="single"/>
-          </w:rPr>
-          <w:t>10.29–39</w:t>
-        </w:r>
-      </w:hyperlink>
+      <w:r>
+        <w:rPr>
+          <w:lang w:val="fr_FR" w:bidi="fr_FR"/>
+        </w:rPr>
+        <w:t>10.29–39</w:t>
+      </w:r>
       <w:r>
         <w:rPr>
           <w:lang w:val="fr_FR" w:bidi="fr_FR"/>
         </w:rPr>
         <w:t xml:space="preserve"> ; </w:t>
       </w:r>
-      <w:hyperlink r:id="rId75">
-        <w:r>
-          <w:rPr>
-            <w:lang w:val="fr_FR" w:bidi="fr_FR"/>
-          </w:rPr>
-          <w:rPr>
-            <w:color w:val="0000EE"/>
-            <w:u w:val="single"/>
-          </w:rPr>
-          <w:t>12.44</w:t>
-        </w:r>
-      </w:hyperlink>
+      <w:r>
+        <w:rPr>
+          <w:lang w:val="fr_FR" w:bidi="fr_FR"/>
+        </w:rPr>
+        <w:t>12.44</w:t>
+      </w:r>
       <w:r>
         <w:rPr>
           <w:lang w:val="fr_FR" w:bidi="fr_FR"/>
@@ -1880,234 +1424,156 @@
         </w:rPr>
         <w:t>Le courage face à l’opposition : Néhémie a fait preuve de courage en affrontant l'opposition. Sanballat, Guéschem et Tobija se sont opposés à la reconstruction des murailles de Jérusalem (</w:t>
       </w:r>
-      <w:hyperlink r:id="rId76">
-        <w:r>
-          <w:rPr>
-            <w:lang w:val="fr_FR" w:bidi="fr_FR"/>
-          </w:rPr>
-          <w:rPr>
-            <w:color w:val="0000EE"/>
-            <w:u w:val="single"/>
-          </w:rPr>
-          <w:t>2.10</w:t>
-        </w:r>
-      </w:hyperlink>
+      <w:r>
+        <w:rPr>
+          <w:lang w:val="fr_FR" w:bidi="fr_FR"/>
+        </w:rPr>
+        <w:t>2.10</w:t>
+      </w:r>
       <w:r>
         <w:rPr>
           <w:lang w:val="fr_FR" w:bidi="fr_FR"/>
         </w:rPr>
         <w:t>) et se sont moqués du travail accompli par le peuple de Dieu (</w:t>
       </w:r>
-      <w:hyperlink r:id="rId77">
-        <w:r>
-          <w:rPr>
-            <w:lang w:val="fr_FR" w:bidi="fr_FR"/>
-          </w:rPr>
-          <w:rPr>
-            <w:color w:val="0000EE"/>
-            <w:u w:val="single"/>
-          </w:rPr>
-          <w:t xml:space="preserve">2.19 </w:t>
-        </w:r>
-      </w:hyperlink>
+      <w:r>
+        <w:rPr>
+          <w:lang w:val="fr_FR" w:bidi="fr_FR"/>
+        </w:rPr>
+        <w:t xml:space="preserve">2.19 </w:t>
+      </w:r>
       <w:r>
         <w:rPr>
           <w:lang w:val="fr_FR" w:bidi="fr_FR"/>
         </w:rPr>
         <w:t xml:space="preserve">; </w:t>
       </w:r>
-      <w:hyperlink r:id="rId78">
-        <w:r>
-          <w:rPr>
-            <w:lang w:val="fr_FR" w:bidi="fr_FR"/>
-          </w:rPr>
-          <w:rPr>
-            <w:color w:val="0000EE"/>
-            <w:u w:val="single"/>
-          </w:rPr>
-          <w:t>4.1–3</w:t>
-        </w:r>
-      </w:hyperlink>
+      <w:r>
+        <w:rPr>
+          <w:lang w:val="fr_FR" w:bidi="fr_FR"/>
+        </w:rPr>
+        <w:t>4.1–3</w:t>
+      </w:r>
       <w:r>
         <w:rPr>
           <w:lang w:val="fr_FR" w:bidi="fr_FR"/>
         </w:rPr>
         <w:t>). D’autres groupes comme les Arabes, les Ammonites et les habitants d’Asdod ont aussi comploté contre les bâtisseurs (</w:t>
       </w:r>
-      <w:hyperlink r:id="rId79">
-        <w:r>
-          <w:rPr>
-            <w:lang w:val="fr_FR" w:bidi="fr_FR"/>
-          </w:rPr>
-          <w:rPr>
-            <w:color w:val="0000EE"/>
-            <w:u w:val="single"/>
-          </w:rPr>
-          <w:t>4.7–9</w:t>
-        </w:r>
-      </w:hyperlink>
+      <w:r>
+        <w:rPr>
+          <w:lang w:val="fr_FR" w:bidi="fr_FR"/>
+        </w:rPr>
+        <w:t>4.7–9</w:t>
+      </w:r>
       <w:r>
         <w:rPr>
           <w:lang w:val="fr_FR" w:bidi="fr_FR"/>
         </w:rPr>
         <w:t xml:space="preserve">, </w:t>
       </w:r>
-      <w:hyperlink r:id="rId80">
-        <w:r>
-          <w:rPr>
-            <w:lang w:val="fr_FR" w:bidi="fr_FR"/>
-          </w:rPr>
-          <w:rPr>
-            <w:color w:val="0000EE"/>
-            <w:u w:val="single"/>
-          </w:rPr>
-          <w:t xml:space="preserve">11 </w:t>
-        </w:r>
-      </w:hyperlink>
+      <w:r>
+        <w:rPr>
+          <w:lang w:val="fr_FR" w:bidi="fr_FR"/>
+        </w:rPr>
+        <w:t xml:space="preserve">11 </w:t>
+      </w:r>
       <w:r>
         <w:rPr>
           <w:lang w:val="fr_FR" w:bidi="fr_FR"/>
         </w:rPr>
         <w:t xml:space="preserve">; </w:t>
       </w:r>
-      <w:hyperlink r:id="rId26">
-        <w:r>
-          <w:rPr>
-            <w:lang w:val="fr_FR" w:bidi="fr_FR"/>
-          </w:rPr>
-          <w:rPr>
-            <w:color w:val="0000EE"/>
-            <w:u w:val="single"/>
-          </w:rPr>
-          <w:t>6.1–14</w:t>
-        </w:r>
-      </w:hyperlink>
+      <w:r>
+        <w:rPr>
+          <w:lang w:val="fr_FR" w:bidi="fr_FR"/>
+        </w:rPr>
+        <w:t>6.1–14</w:t>
+      </w:r>
       <w:r>
         <w:rPr>
           <w:lang w:val="fr_FR" w:bidi="fr_FR"/>
         </w:rPr>
         <w:t>). Néhémie a répondu à cette opposition en postant des gardes et en priant pour demander l'aide de Dieu (</w:t>
       </w:r>
-      <w:hyperlink r:id="rId81">
-        <w:r>
-          <w:rPr>
-            <w:lang w:val="fr_FR" w:bidi="fr_FR"/>
-          </w:rPr>
-          <w:rPr>
-            <w:color w:val="0000EE"/>
-            <w:u w:val="single"/>
-          </w:rPr>
-          <w:t>4.6–23</w:t>
-        </w:r>
-      </w:hyperlink>
+      <w:r>
+        <w:rPr>
+          <w:lang w:val="fr_FR" w:bidi="fr_FR"/>
+        </w:rPr>
+        <w:t>4.6–23</w:t>
+      </w:r>
       <w:r>
         <w:rPr>
           <w:lang w:val="fr_FR" w:bidi="fr_FR"/>
         </w:rPr>
         <w:t>). Néhémie a également affronté des conflits internes de la part des membres de la communauté qui abusaient des pauvres (</w:t>
       </w:r>
-      <w:hyperlink r:id="rId82">
-        <w:r>
-          <w:rPr>
-            <w:lang w:val="fr_FR" w:bidi="fr_FR"/>
-          </w:rPr>
-          <w:rPr>
-            <w:color w:val="0000EE"/>
-            <w:u w:val="single"/>
-          </w:rPr>
-          <w:t>5.1–13</w:t>
-        </w:r>
-      </w:hyperlink>
+      <w:r>
+        <w:rPr>
+          <w:lang w:val="fr_FR" w:bidi="fr_FR"/>
+        </w:rPr>
+        <w:t>5.1–13</w:t>
+      </w:r>
       <w:r>
         <w:rPr>
           <w:lang w:val="fr_FR" w:bidi="fr_FR"/>
         </w:rPr>
         <w:t>), qui épousaient des femmes étrangères (</w:t>
       </w:r>
-      <w:hyperlink r:id="rId83">
-        <w:r>
-          <w:rPr>
-            <w:lang w:val="fr_FR" w:bidi="fr_FR"/>
-          </w:rPr>
-          <w:rPr>
-            <w:color w:val="0000EE"/>
-            <w:u w:val="single"/>
-          </w:rPr>
-          <w:t xml:space="preserve">9.1–2 </w:t>
-        </w:r>
-      </w:hyperlink>
+      <w:r>
+        <w:rPr>
+          <w:lang w:val="fr_FR" w:bidi="fr_FR"/>
+        </w:rPr>
+        <w:t xml:space="preserve">9.1–2 </w:t>
+      </w:r>
       <w:r>
         <w:rPr>
           <w:lang w:val="fr_FR" w:bidi="fr_FR"/>
         </w:rPr>
         <w:t xml:space="preserve">; </w:t>
       </w:r>
-      <w:hyperlink r:id="rId84">
-        <w:r>
-          <w:rPr>
-            <w:lang w:val="fr_FR" w:bidi="fr_FR"/>
-          </w:rPr>
-          <w:rPr>
-            <w:color w:val="0000EE"/>
-            <w:u w:val="single"/>
-          </w:rPr>
-          <w:t xml:space="preserve">10.28–30 </w:t>
-        </w:r>
-      </w:hyperlink>
+      <w:r>
+        <w:rPr>
+          <w:lang w:val="fr_FR" w:bidi="fr_FR"/>
+        </w:rPr>
+        <w:t xml:space="preserve">10.28–30 </w:t>
+      </w:r>
       <w:r>
         <w:rPr>
           <w:lang w:val="fr_FR" w:bidi="fr_FR"/>
         </w:rPr>
         <w:t xml:space="preserve">; </w:t>
       </w:r>
-      <w:hyperlink r:id="rId85">
-        <w:r>
-          <w:rPr>
-            <w:lang w:val="fr_FR" w:bidi="fr_FR"/>
-          </w:rPr>
-          <w:rPr>
-            <w:color w:val="0000EE"/>
-            <w:u w:val="single"/>
-          </w:rPr>
-          <w:t>13.23–28</w:t>
-        </w:r>
-      </w:hyperlink>
+      <w:r>
+        <w:rPr>
+          <w:lang w:val="fr_FR" w:bidi="fr_FR"/>
+        </w:rPr>
+        <w:t>13.23–28</w:t>
+      </w:r>
       <w:r>
         <w:rPr>
           <w:lang w:val="fr_FR" w:bidi="fr_FR"/>
         </w:rPr>
         <w:t>), et qui ne payaient pas la dîme ou ne respectaient pas la sainteté du sabbat (</w:t>
       </w:r>
-      <w:hyperlink r:id="rId86">
-        <w:r>
-          <w:rPr>
-            <w:lang w:val="fr_FR" w:bidi="fr_FR"/>
-          </w:rPr>
-          <w:rPr>
-            <w:color w:val="0000EE"/>
-            <w:u w:val="single"/>
-          </w:rPr>
-          <w:t xml:space="preserve">10.31–39 </w:t>
-        </w:r>
-      </w:hyperlink>
+      <w:r>
+        <w:rPr>
+          <w:lang w:val="fr_FR" w:bidi="fr_FR"/>
+        </w:rPr>
+        <w:t xml:space="preserve">10.31–39 </w:t>
+      </w:r>
       <w:r>
         <w:rPr>
           <w:lang w:val="fr_FR" w:bidi="fr_FR"/>
         </w:rPr>
         <w:t xml:space="preserve">; </w:t>
       </w:r>
-      <w:hyperlink r:id="rId87">
-        <w:r>
-          <w:rPr>
-            <w:lang w:val="fr_FR" w:bidi="fr_FR"/>
-          </w:rPr>
-          <w:rPr>
-            <w:color w:val="0000EE"/>
-            <w:u w:val="single"/>
-          </w:rPr>
-          <w:t>13.10–22</w:t>
-        </w:r>
-      </w:hyperlink>
+      <w:r>
+        <w:rPr>
+          <w:lang w:val="fr_FR" w:bidi="fr_FR"/>
+        </w:rPr>
+        <w:t>13.10–22</w:t>
+      </w:r>
       <w:r>
         <w:rPr>
           <w:lang w:val="fr_FR" w:bidi="fr_FR"/>
